--- a/vue/Vue.docx
+++ b/vue/Vue.docx
@@ -2355,6 +2355,79 @@
       </w:pPr>
       <w:r>
         <w:lastRenderedPageBreak/>
+        <w:t xml:space="preserve">- assets: </w:t>
+      </w:r>
+      <w:proofErr w:type="spellStart"/>
+      <w:r>
+        <w:t>lưu</w:t>
+      </w:r>
+      <w:proofErr w:type="spellEnd"/>
+      <w:r>
+        <w:t xml:space="preserve"> </w:t>
+      </w:r>
+      <w:proofErr w:type="spellStart"/>
+      <w:r>
+        <w:t>trữ</w:t>
+      </w:r>
+      <w:proofErr w:type="spellEnd"/>
+      <w:r>
+        <w:t xml:space="preserve"> </w:t>
+      </w:r>
+      <w:proofErr w:type="spellStart"/>
+      <w:r>
+        <w:t>các</w:t>
+      </w:r>
+      <w:proofErr w:type="spellEnd"/>
+      <w:r>
+        <w:t xml:space="preserve"> </w:t>
+      </w:r>
+      <w:proofErr w:type="spellStart"/>
+      <w:r>
+        <w:t>tài</w:t>
+      </w:r>
+      <w:proofErr w:type="spellEnd"/>
+      <w:r>
+        <w:t xml:space="preserve"> </w:t>
+      </w:r>
+      <w:proofErr w:type="spellStart"/>
+      <w:r>
+        <w:t>nguyên</w:t>
+      </w:r>
+      <w:proofErr w:type="spellEnd"/>
+    </w:p>
+    <w:p>
+      <w:pPr>
+        <w:pStyle w:val="console"/>
+      </w:pPr>
+      <w:r>
+        <w:tab/>
+        <w:t xml:space="preserve">+ styles: </w:t>
+      </w:r>
+      <w:proofErr w:type="spellStart"/>
+      <w:r>
+        <w:t>css</w:t>
+      </w:r>
+      <w:proofErr w:type="spellEnd"/>
+    </w:p>
+    <w:p>
+      <w:pPr>
+        <w:pStyle w:val="console"/>
+      </w:pPr>
+      <w:r>
+        <w:tab/>
+        <w:t xml:space="preserve">+ images: </w:t>
+      </w:r>
+      <w:proofErr w:type="spellStart"/>
+      <w:r>
+        <w:t>ảnh</w:t>
+      </w:r>
+      <w:proofErr w:type="spellEnd"/>
+    </w:p>
+    <w:p>
+      <w:pPr>
+        <w:pStyle w:val="console"/>
+      </w:pPr>
+      <w:r>
         <w:t xml:space="preserve">- components: </w:t>
       </w:r>
       <w:proofErr w:type="spellStart"/>
@@ -2782,6 +2855,51 @@
       <w:proofErr w:type="spellStart"/>
       <w:r>
         <w:t>đây</w:t>
+      </w:r>
+      <w:proofErr w:type="spellEnd"/>
+    </w:p>
+    <w:p>
+      <w:pPr>
+        <w:pStyle w:val="console"/>
+      </w:pPr>
+      <w:r>
+        <w:t xml:space="preserve">- </w:t>
+      </w:r>
+      <w:proofErr w:type="spellStart"/>
+      <w:r>
+        <w:t>ultis</w:t>
+      </w:r>
+      <w:proofErr w:type="spellEnd"/>
+      <w:r>
+        <w:t xml:space="preserve">: </w:t>
+      </w:r>
+      <w:proofErr w:type="spellStart"/>
+      <w:r>
+        <w:t>các</w:t>
+      </w:r>
+      <w:proofErr w:type="spellEnd"/>
+      <w:r>
+        <w:t xml:space="preserve"> </w:t>
+      </w:r>
+      <w:proofErr w:type="spellStart"/>
+      <w:r>
+        <w:t>hàm</w:t>
+      </w:r>
+      <w:proofErr w:type="spellEnd"/>
+      <w:r>
+        <w:t xml:space="preserve"> </w:t>
+      </w:r>
+      <w:proofErr w:type="spellStart"/>
+      <w:r>
+        <w:t>dùng</w:t>
+      </w:r>
+      <w:proofErr w:type="spellEnd"/>
+      <w:r>
+        <w:t xml:space="preserve"> </w:t>
+      </w:r>
+      <w:proofErr w:type="spellStart"/>
+      <w:r>
+        <w:t>chung</w:t>
       </w:r>
       <w:proofErr w:type="spellEnd"/>
     </w:p>
@@ -12867,17 +12985,12 @@
         <w:t xml:space="preserve"> </w:t>
       </w:r>
       <w:proofErr w:type="spellStart"/>
-      <w:proofErr w:type="gramStart"/>
       <w:r>
         <w:t>textTick</w:t>
       </w:r>
       <w:proofErr w:type="spellEnd"/>
       <w:r>
-        <w:t>(</w:t>
-      </w:r>
-      <w:proofErr w:type="gramEnd"/>
-      <w:r>
-        <w:t xml:space="preserve">) </w:t>
+        <w:t xml:space="preserve">() </w:t>
       </w:r>
       <w:proofErr w:type="spellStart"/>
       <w:r>
@@ -35942,6 +36055,7 @@
   <w:style w:type="character" w:default="1" w:styleId="DefaultParagraphFont">
     <w:name w:val="Default Paragraph Font"/>
     <w:uiPriority w:val="1"/>
+    <w:semiHidden/>
     <w:unhideWhenUsed/>
   </w:style>
   <w:style w:type="table" w:default="1" w:styleId="TableNormal">
